--- a/docs/SISEXP_AUTH_SERVICE.docx
+++ b/docs/SISEXP_AUTH_SERVICE.docx
@@ -26,6 +26,32 @@
         <w:t xml:space="preserve">Arquitectura de Software — VIII Ciclo — Julio 2026</w:t>
       </w:r>
     </w:p>
+    <w:sdt>
+      <w:sdtPr>
+        <w:docPartObj>
+          <w:docPartGallery w:val="Table of Contents"/>
+          <w:docPartUnique/>
+        </w:docPartObj>
+      </w:sdtPr>
+      <w:sdtContent>
+        <w:p>
+          <w:pPr>
+            <w:pStyle w:val="TOCHeading"/>
+          </w:pPr>
+          <w:r>
+            <w:t xml:space="preserve">Table of Contents</w:t>
+          </w:r>
+        </w:p>
+        <w:p>
+          <w:r>
+            <w:fldChar w:fldCharType="begin" w:dirty="true"/>
+            <w:instrText xml:space="preserve">TOC \o "1-3" \h \z \u</w:instrText>
+            <w:fldChar w:fldCharType="separate"/>
+            <w:fldChar w:fldCharType="end"/>
+          </w:r>
+        </w:p>
+      </w:sdtContent>
+    </w:sdt>
     <w:p>
       <w:pPr>
         <w:pStyle w:val="CaptionedFigure"/>
@@ -1456,7 +1482,7 @@
       <w:r>
         <w:drawing>
           <wp:inline>
-            <wp:extent cx="5753100" cy="395894"/>
+            <wp:extent cx="5753100" cy="3835400"/>
             <wp:effectExtent b="0" l="0" r="0" t="0"/>
             <wp:docPr descr="Robustez" title="" id="23" name="Picture"/>
             <a:graphic>
@@ -1477,7 +1503,7 @@
                   <pic:spPr bwMode="auto">
                     <a:xfrm>
                       <a:off x="0" y="0"/>
-                      <a:ext cx="5753100" cy="395894"/>
+                      <a:ext cx="5753100" cy="3835400"/>
                     </a:xfrm>
                     <a:prstGeom prst="rect">
                       <a:avLst/>
